--- a/study/ms-forms/form-text_JA.docx
+++ b/study/ms-forms/form-text_JA.docx
@@ -129,7 +129,7 @@
           <w:b w:val="0"/>
           <w:i w:val="0"/>
         </w:rPr>
-        <w:t>参加の内容：4つのかん者向け説明資料を、ランダムな順番で1つずつ、決められた短い時間で見ます：2D説明シート（紙に印刷）、ウェブページ上の拡張現実（AR）モデル（研究用のiPadで見ます）、3Dプリントモデル、3Dモデルのナレーション付き動画。どの資料も3つの段階すべてを説明しています。4つすべてを見たあとで、このフォームの質問に答えます。</w:t>
+        <w:t>参加の内容：4つのかん者向け説明資料を、ランダムな順番で1つずつ、決められた短い時間で見ます：2D説明シート（紙に印刷）、ウェブページ上の拡張現実（AR）モデル（研究用のiPadで見ます）、短い音声の説明が付いた3Dプリントモデル、3Dモデルのナレーション付き動画。どの資料も3つの段階すべてを説明しています。4つすべてを見たあとで、このフォームの質問に答えます。</w:t>
       </w:r>
     </w:p>
     <w:p>
